--- a/testakten/markenrecht-euipo-widerspruch-sneakerkapsel-alicante/01_euipo_veroeffentlichung_capsula42_2026-06-15.docx
+++ b/testakten/markenrecht-euipo-widerspruch-sneakerkapsel-alicante/01_euipo_veroeffentlichung_capsula42_2026-06-15.docx
@@ -38,11 +38,50 @@
         <w:t>Die Widerspruchsfrist endet rechnerisch am 15.09.2026, vorbehaltlich genauer EUIPO-Fristenprüfung.</w:t>
       </w:r>
     </w:p>
+    <w:p>
+      <w:pPr>
+        <w:pStyle w:val="Heading1"/>
+      </w:pPr>
+      <w:r>
+        <w:t>Register- und Zustellangaben</w:t>
+      </w:r>
+    </w:p>
+    <w:p>
+      <w:pPr>
+        <w:pStyle w:val="Heading2"/>
+      </w:pPr>
+      <w:r>
+        <w:t>Anmeldung</w:t>
+      </w:r>
+    </w:p>
+    <w:p>
+      <w:r>
+        <w:t>Unionsmarkenanmeldung 019188642 betrifft die Wortmarke CAPSULA42 der Calzado Urbano Levante S.L., Calle del Mar 48, 03001 Alicante. Anmeldung am 28. April 2026, Veröffentlichung im Unionsmarkenblatt 2026/116 am 15. Juni 2026, Verfahrenssprache Spanisch und zweite Sprache Englisch.</w:t>
+      </w:r>
+    </w:p>
+    <w:p>
+      <w:r>
+        <w:t>Das Verzeichnis umfasst in Klasse 25 Schuhe, Sportschuhe, Sneaker, Freizeitbekleidung, T-Shirts, Sweatshirts, Kopfbedeckungen und Socken sowie in Klasse 35 Einzelhandels- und Onlinehandelsdienstleistungen für diese Waren. Vertreter ist Llorca &amp; Vidal Propiedad Industrial S.L.P.</w:t>
+      </w:r>
+    </w:p>
+    <w:p>
+      <w:pPr>
+        <w:pStyle w:val="Heading2"/>
+      </w:pPr>
+      <w:r>
+        <w:t>Fristnotiz</w:t>
+      </w:r>
+    </w:p>
+    <w:p>
+      <w:r>
+        <w:t>Die Veröffentlichung wurde am 16. Juni 2026 um 08:17 Uhr vom Markenmonitor der SneakerKapsel GmbH erfasst. Rechtsanwältin Dr. Elif Mertens legte eine Vorfrist für den 15. August und eine Hauptfrist für den 15. September 2026 an; die Berechnung ist vor Einreichung anhand des amtlichen Registers erneut zu kontrollieren.</w:t>
+      </w:r>
+    </w:p>
     <w:sectPr>
       <w:headerReference w:type="default" r:id="rId9"/>
       <w:footerReference w:type="default" r:id="rId10"/>
-      <w:pgSz w:w="12240" w:h="15840"/>
-      <w:pgMar w:top="1134" w:right="1247" w:bottom="1134" w:left="1247" w:header="720" w:footer="720" w:gutter="0"/>
+      <w:pgSz w:w="11906" w:h="16838"/>
+      <w:pgMar w:top="1247" w:right="1134" w:bottom="1020" w:left="1191" w:header="720" w:footer="720" w:gutter="0"/>
       <w:cols w:space="720"/>
       <w:docGrid w:linePitch="360"/>
     </w:sectPr>
